--- a/docs/papers/Pointnet2AttentionEnhancement.docx
+++ b/docs/papers/Pointnet2AttentionEnhancement.docx
@@ -438,7 +438,7 @@
                 <w:color w:val="1F2933"/>
                 <w:sz w:val="20"/>
               </w:rPr>
-              <w:t>codex/pointnet2-attn-v2-mac-safe</w:t>
+              <w:t>pointnet2-attn-v2-mac-safe</w:t>
             </w:r>
           </w:p>
         </w:tc>
@@ -495,7 +495,7 @@
                 <w:color w:val="1F2933"/>
                 <w:sz w:val="20"/>
               </w:rPr>
-              <w:t>codex/3dmnist-attnv2-training</w:t>
+              <w:t>3dmnist-attnv2-training</w:t>
             </w:r>
           </w:p>
         </w:tc>
@@ -1210,7 +1210,45 @@
                 <w:color w:val="1F2933"/>
                 <w:sz w:val="20"/>
               </w:rPr>
-              <w:t xml:space="preserve">Masked hybrid </w:t>
+              <w:t>Masked hybrid attention + max</w:t>
+            </w:r>
+          </w:p>
+        </w:tc>
+        <w:tc>
+          <w:tcPr>
+            <w:tcW w:w="1608" w:type="dxa"/>
+            <w:shd w:val="clear" w:color="auto" w:fill="F5F8FB"/>
+            <w:vAlign w:val="center"/>
+          </w:tcPr>
+          <w:p>
+            <w:pPr>
+              <w:jc w:val="center"/>
+            </w:pPr>
+            <w:r>
+              <w:rPr>
+                <w:color w:val="1F2933"/>
+                <w:sz w:val="20"/>
+              </w:rPr>
+              <w:t>SE after SA1/SA2/SA3</w:t>
+            </w:r>
+          </w:p>
+        </w:tc>
+        <w:tc>
+          <w:tcPr>
+            <w:tcW w:w="1608" w:type="dxa"/>
+            <w:shd w:val="clear" w:color="auto" w:fill="F5F8FB"/>
+            <w:vAlign w:val="center"/>
+          </w:tcPr>
+          <w:p>
+            <w:pPr>
+              <w:jc w:val="center"/>
+            </w:pPr>
+            <w:r>
+              <w:rPr>
+                <w:color w:val="1F2933"/>
+                <w:sz w:val="20"/>
+              </w:rPr>
+              <w:t xml:space="preserve">Mean/max tokens + CLS + </w:t>
             </w:r>
             <w:r>
               <w:rPr>
@@ -1218,7 +1256,7 @@
                 <w:sz w:val="20"/>
               </w:rPr>
               <w:lastRenderedPageBreak/>
-              <w:t>attention + max</w:t>
+              <w:t>global residual</w:t>
             </w:r>
           </w:p>
         </w:tc>
@@ -1238,15 +1276,7 @@
                 <w:sz w:val="20"/>
               </w:rPr>
               <w:lastRenderedPageBreak/>
-              <w:t xml:space="preserve">SE after </w:t>
-            </w:r>
-            <w:r>
-              <w:rPr>
-                <w:color w:val="1F2933"/>
-                <w:sz w:val="20"/>
-              </w:rPr>
-              <w:lastRenderedPageBreak/>
-              <w:t>SA1/SA2/SA3</w:t>
+              <w:t>512 -&gt; 256 -&gt; 128 -&gt; C</w:t>
             </w:r>
           </w:p>
         </w:tc>
@@ -1265,63 +1295,6 @@
                 <w:color w:val="1F2933"/>
                 <w:sz w:val="20"/>
               </w:rPr>
-              <w:lastRenderedPageBreak/>
-              <w:t xml:space="preserve">Mean/max </w:t>
-            </w:r>
-            <w:r>
-              <w:rPr>
-                <w:color w:val="1F2933"/>
-                <w:sz w:val="20"/>
-              </w:rPr>
-              <w:lastRenderedPageBreak/>
-              <w:t>tokens + CLS + global residual</w:t>
-            </w:r>
-          </w:p>
-        </w:tc>
-        <w:tc>
-          <w:tcPr>
-            <w:tcW w:w="1608" w:type="dxa"/>
-            <w:shd w:val="clear" w:color="auto" w:fill="F5F8FB"/>
-            <w:vAlign w:val="center"/>
-          </w:tcPr>
-          <w:p>
-            <w:pPr>
-              <w:jc w:val="center"/>
-            </w:pPr>
-            <w:r>
-              <w:rPr>
-                <w:color w:val="1F2933"/>
-                <w:sz w:val="20"/>
-              </w:rPr>
-              <w:lastRenderedPageBreak/>
-              <w:t xml:space="preserve">512 -&gt; 256 -&gt; </w:t>
-            </w:r>
-            <w:r>
-              <w:rPr>
-                <w:color w:val="1F2933"/>
-                <w:sz w:val="20"/>
-              </w:rPr>
-              <w:lastRenderedPageBreak/>
-              <w:t>128 -&gt; C</w:t>
-            </w:r>
-          </w:p>
-        </w:tc>
-        <w:tc>
-          <w:tcPr>
-            <w:tcW w:w="1608" w:type="dxa"/>
-            <w:shd w:val="clear" w:color="auto" w:fill="F5F8FB"/>
-            <w:vAlign w:val="center"/>
-          </w:tcPr>
-          <w:p>
-            <w:pPr>
-              <w:jc w:val="center"/>
-            </w:pPr>
-            <w:r>
-              <w:rPr>
-                <w:color w:val="1F2933"/>
-                <w:sz w:val="20"/>
-              </w:rPr>
-              <w:lastRenderedPageBreak/>
               <w:t>5.95M</w:t>
             </w:r>
           </w:p>
@@ -1689,7 +1662,6 @@
         <w:rPr>
           <w:noProof/>
         </w:rPr>
-        <w:lastRenderedPageBreak/>
         <w:drawing>
           <wp:inline distT="0" distB="0" distL="0" distR="0">
             <wp:extent cx="5486400" cy="2281177"/>
@@ -1737,6 +1709,7 @@
           <w:color w:val="425466"/>
           <w:sz w:val="19"/>
         </w:rPr>
+        <w:lastRenderedPageBreak/>
         <w:t>Figure 3. The local 3D MNIST copy is reasonably class-balanced and exhibits a wide raw point-count range before subsampling to 1,024 points.</w:t>
       </w:r>
     </w:p>
@@ -2578,6 +2551,7 @@
         <w:rPr>
           <w:noProof/>
         </w:rPr>
+        <w:lastRenderedPageBreak/>
         <w:drawing>
           <wp:inline distT="0" distB="0" distL="0" distR="0">
             <wp:extent cx="5486400" cy="2577947"/>
@@ -3042,7 +3016,6 @@
           <w:color w:val="12304B"/>
           <w:sz w:val="21"/>
         </w:rPr>
-        <w:lastRenderedPageBreak/>
         <w:t>Table 6. Matched 3D MNIST comparison using the structured experiment artifacts.</w:t>
       </w:r>
     </w:p>
@@ -3081,6 +3054,7 @@
                 <w:color w:val="FFFFFF"/>
                 <w:sz w:val="20"/>
               </w:rPr>
+              <w:lastRenderedPageBreak/>
               <w:t>Model</w:t>
             </w:r>
           </w:p>
@@ -3851,7 +3825,6 @@
           <w:color w:val="425466"/>
           <w:sz w:val="19"/>
         </w:rPr>
-        <w:lastRenderedPageBreak/>
         <w:t>Figure 6. The repaired attention stack trades efficiency for robustness and richer fusion, with attention v2 reaching 5.95M parameters.</w:t>
       </w:r>
     </w:p>
@@ -3861,6 +3834,7 @@
         <w:pStyle w:val="Heading1"/>
       </w:pPr>
       <w:r>
+        <w:lastRenderedPageBreak/>
         <w:t>6. Discussion</w:t>
       </w:r>
     </w:p>
@@ -3945,8 +3919,12 @@
       <w:pPr>
         <w:pStyle w:val="Heading1"/>
       </w:pPr>
+    </w:p>
+    <w:p>
+      <w:pPr>
+        <w:pStyle w:val="Heading1"/>
+      </w:pPr>
       <w:r>
-        <w:lastRenderedPageBreak/>
         <w:t>References</w:t>
       </w:r>
     </w:p>
